--- a/SPECIAL/SPECIAL_1_INVERSION.docx
+++ b/SPECIAL/SPECIAL_1_INVERSION.docx
@@ -2747,7 +2747,7 @@
                 <w:sz w:val="19"/>
                 <w:szCs w:val="19"/>
               </w:rPr>
-              <w:t xml:space="preserve">주어</w:t>
+              <w:t xml:space="preserve">유형</w:t>
             </w:r>
           </w:p>
         </w:tc>
@@ -5072,7 +5072,7 @@
                 <w:sz w:val="21"/>
                 <w:szCs w:val="21"/>
               </w:rPr>
-              <w:t xml:space="preserve">가 맨 앞에 오고 동사가 come, go, run, fly, fall 같은 </w:t>
+              <w:t xml:space="preserve">가 맨 앞에 오고 동사가 be, come, go, run, fly, fall 같은 </w:t>
             </w:r>
             <w:r>
               <w:rPr>
@@ -5082,7 +5082,7 @@
                 <w:sz w:val="21"/>
                 <w:szCs w:val="21"/>
               </w:rPr>
-              <w:t xml:space="preserve">이동·출현의 1형식 동사</w:t>
+              <w:t xml:space="preserve">존재·이동·출현의 1형식 동사</w:t>
             </w:r>
             <w:r>
               <w:rPr>
@@ -5573,7 +5573,7 @@
                 <w:sz w:val="20"/>
                 <w:szCs w:val="20"/>
               </w:rPr>
-              <w:t xml:space="preserve">The bus comes here.</w:t>
+              <w:t xml:space="preserve">The bus is coming.</w:t>
             </w:r>
           </w:p>
         </w:tc>
@@ -5712,7 +5712,7 @@
                 <w:sz w:val="20"/>
                 <w:szCs w:val="20"/>
               </w:rPr>
-              <w:t xml:space="preserve">It comes here.</w:t>
+              <w:t xml:space="preserve">It is coming.</w:t>
             </w:r>
           </w:p>
         </w:tc>
@@ -6474,7 +6474,7 @@
           <w:szCs w:val="22"/>
           <w:shd w:fill="E4EEFB" w:color="auto" w:val="clear"/>
         </w:rPr>
-        <w:t xml:space="preserve">the heavy rain</w:t>
+        <w:t xml:space="preserve">the rain</w:t>
       </w:r>
       <w:r>
         <w:rPr>
@@ -6497,7 +6497,7 @@
           <w:sz w:val="18"/>
           <w:szCs w:val="18"/>
         </w:rPr>
-        <w:t xml:space="preserve">세찬 비가 쏟아져 내렸다.</w:t>
+        <w:t xml:space="preserve">비가 쏟아져 내렸다.</w:t>
       </w:r>
     </w:p>
     <w:p>
@@ -8020,7 +8020,7 @@
           <w:sz w:val="20"/>
           <w:szCs w:val="20"/>
         </w:rPr>
-        <w:t xml:space="preserve">위치·존재를 말하는 1형식 동사만 도치된다. 동사는 뒤에 오는 주어와 </w:t>
+        <w:t xml:space="preserve">주로 위치·존재·이동을 말하는 1형식(자동사) 동사가 도치된다 (Into the room walked a tall man.). 동사는 뒤에 오는 주어와 </w:t>
       </w:r>
       <w:r>
         <w:rPr>
@@ -11179,7 +11179,7 @@
                 <w:sz w:val="20"/>
                 <w:szCs w:val="20"/>
               </w:rPr>
-              <w:t xml:space="preserve"> </w:t>
+              <w:t xml:space="preserve"> will never </w:t>
             </w:r>
             <w:r>
               <w:rPr>
@@ -11191,7 +11191,7 @@
                 <w:szCs w:val="20"/>
                 <w:shd w:fill="E3F5EA" w:color="auto" w:val="clear"/>
               </w:rPr>
-              <w:t xml:space="preserve">will never forget</w:t>
+              <w:t xml:space="preserve">forget</w:t>
             </w:r>
             <w:r>
               <w:rPr>
@@ -11786,7 +11786,7 @@
           <w:sz w:val="22"/>
           <w:szCs w:val="22"/>
         </w:rPr>
-        <w:t xml:space="preserve"> </w:t>
+        <w:t xml:space="preserve"> will never </w:t>
       </w:r>
       <w:r>
         <w:rPr>
@@ -11798,7 +11798,7 @@
           <w:szCs w:val="22"/>
           <w:shd w:fill="E3F5EA" w:color="auto" w:val="clear"/>
         </w:rPr>
-        <w:t xml:space="preserve">will never forget</w:t>
+        <w:t xml:space="preserve">forget</w:t>
       </w:r>
       <w:r>
         <w:rPr>
@@ -14447,7 +14447,7 @@
                 <w:sz w:val="20"/>
                 <w:szCs w:val="20"/>
               </w:rPr>
-              <w:t xml:space="preserve">도치구문으로 쓸 것 · 밑줄 친 동사는 알맞은 형태로 바꿀 것 · 필요시 조동사(do / does / did / had)를 추가할 것</w:t>
+              <w:t xml:space="preserve">보기의 첫 어구를 문장 맨 앞에 쓰고, 주어에 따라 도치 여부와 어순을 판단할 것 · 밑줄 친 동사는 알맞은 형태로 바꿀 것 · 필요시 조동사(do / does / did / had)를 추가할 것</w:t>
             </w:r>
           </w:p>
           <w:p>
@@ -16790,7 +16790,7 @@
           <w:szCs w:val="23"/>
           <w:u w:val="thick" w:color="0B1B36"/>
         </w:rPr>
-        <w:t xml:space="preserve">세찬 비가 쏟아져 내렸다</w:t>
+        <w:t xml:space="preserve">비가 쏟아져 내렸다</w:t>
       </w:r>
       <w:r>
         <w:rPr>
@@ -16894,7 +16894,7 @@
                 <w:sz w:val="21"/>
                 <w:szCs w:val="21"/>
               </w:rPr>
-              <w:t xml:space="preserve">the heavy rain</w:t>
+              <w:t xml:space="preserve">the rain</w:t>
             </w:r>
           </w:p>
         </w:tc>
@@ -16998,7 +16998,7 @@
           <w:sz w:val="23"/>
           <w:szCs w:val="23"/>
         </w:rPr>
-        <w:t xml:space="preserve">우리가 기다리던 택시다. </w:t>
+        <w:t xml:space="preserve">저기 우리가 기다리던 택시가 있다. </w:t>
       </w:r>
       <w:r>
         <w:rPr>
@@ -23516,7 +23516,7 @@
           <w:szCs w:val="21"/>
           <w:shd w:fill="E4EEFB" w:color="auto" w:val="clear"/>
         </w:rPr>
-        <w:t xml:space="preserve">the heavy rain</w:t>
+        <w:t xml:space="preserve">the rain</w:t>
       </w:r>
       <w:r>
         <w:rPr>
@@ -23593,7 +23593,7 @@
           <w:sz w:val="19"/>
           <w:szCs w:val="19"/>
         </w:rPr>
-        <w:t xml:space="preserve">.</w:t>
+        <w:t xml:space="preserve">. (밑줄 밖 ‘갑자기’는 Suddenly, 도 가능)</w:t>
       </w:r>
     </w:p>
     <w:p>
@@ -23611,6 +23611,24 @@
           <w:szCs w:val="22"/>
         </w:rPr>
         <w:t xml:space="preserve">11  </w:t>
+      </w:r>
+      <w:r>
+        <w:rPr>
+          <w:rFonts w:ascii="Arial" w:cs="Arial" w:eastAsia="Malgun Gothic" w:hAnsi="Arial"/>
+          <w:b/>
+          <w:bCs/>
+          <w:color w:val="475569"/>
+          <w:sz w:val="21"/>
+          <w:szCs w:val="21"/>
+          <w:shd w:fill="EEF1F5" w:color="auto" w:val="clear"/>
+        </w:rPr>
+        <w:t xml:space="preserve">There's the taxi we've been waiting for.</w:t>
+      </w:r>
+      <w:r>
+        <w:rPr>
+          <w:rFonts w:ascii="Arial" w:cs="Arial" w:eastAsia="Malgun Gothic" w:hAnsi="Arial"/>
+        </w:rPr>
+        <w:t xml:space="preserve"> </w:t>
       </w:r>
       <w:r>
         <w:rPr>
@@ -25183,7 +25201,7 @@
           <w:sz w:val="19"/>
           <w:szCs w:val="19"/>
         </w:rPr>
-        <w:t xml:space="preserve">when 절은 문장 뒤에 그대로.</w:t>
+        <w:t xml:space="preserve">밑줄 밖 when 절은 뒤에 둔다. (When they heard the news, great was … 처럼 앞에 두어도 가능)</w:t>
       </w:r>
     </w:p>
     <w:p>
@@ -25586,12 +25604,30 @@
           <w:rFonts w:ascii="Arial" w:cs="Arial" w:eastAsia="Malgun Gothic" w:hAnsi="Arial"/>
           <w:b/>
           <w:bCs/>
+          <w:color w:val="475569"/>
+          <w:sz w:val="21"/>
+          <w:szCs w:val="21"/>
+          <w:shd w:fill="EEF1F5" w:color="auto" w:val="clear"/>
+        </w:rPr>
+        <w:t xml:space="preserve">will never</w:t>
+      </w:r>
+      <w:r>
+        <w:rPr>
+          <w:rFonts w:ascii="Arial" w:cs="Arial" w:eastAsia="Malgun Gothic" w:hAnsi="Arial"/>
+        </w:rPr>
+        <w:t xml:space="preserve"> </w:t>
+      </w:r>
+      <w:r>
+        <w:rPr>
+          <w:rFonts w:ascii="Arial" w:cs="Arial" w:eastAsia="Malgun Gothic" w:hAnsi="Arial"/>
+          <w:b/>
+          <w:bCs/>
           <w:color w:val="1B7F46"/>
           <w:sz w:val="21"/>
           <w:szCs w:val="21"/>
           <w:shd w:fill="E3F5EA" w:color="auto" w:val="clear"/>
         </w:rPr>
-        <w:t xml:space="preserve">will never forget</w:t>
+        <w:t xml:space="preserve">forget</w:t>
       </w:r>
       <w:r>
         <w:rPr>
@@ -26503,7 +26539,7 @@
           <w:sz w:val="19"/>
           <w:szCs w:val="19"/>
         </w:rPr>
-        <w:t xml:space="preserve"> (PART 2 · 3과 다른 점).</w:t>
+        <w:t xml:space="preserve"> (PART 2 · 3 · 4와 다른 점).</w:t>
       </w:r>
     </w:p>
     <w:p>

--- a/SPECIAL/SPECIAL_1_INVERSION.docx
+++ b/SPECIAL/SPECIAL_1_INVERSION.docx
@@ -4929,6 +4929,17 @@
                 <w:szCs w:val="20"/>
               </w:rPr>
               <w:t xml:space="preserve">. 주어가 I, he, they 같은 대명사여도 똑같다.</w:t>
+            </w:r>
+            <w:r>
+              <w:br/>
+            </w:r>
+            <w:r>
+              <w:rPr>
+                <w:rFonts w:ascii="Arial" w:cs="Arial" w:eastAsia="Malgun Gothic" w:hAnsi="Arial"/>
+                <w:sz w:val="20"/>
+                <w:szCs w:val="20"/>
+              </w:rPr>
+              <w:t xml:space="preserve">▶ 부정어별 심화 페이지 (never · little · not until · only · Hardly … when · No sooner … than) 바로 가기 →</w:t>
             </w:r>
           </w:p>
         </w:tc>
